--- a/00_总控宪章与自动化引擎/01_从0到1剧集全流程十大阶段把控标准专著/02_《第二阶段：从0到1灵感破题、导演与总编剧主创阐述（Creative Vision）及视听总纲把控标准》.docx
+++ b/00_总控宪章与自动化引擎/01_从0到1剧集全流程十大阶段把控标准专著/02_《第二阶段：从0到1灵感破题、导演与总编剧主创阐述（Creative Vision）及视听总纲把控标准》.docx
@@ -170,9 +170,6 @@
         </w:tc>
       </w:tr>
       <w:tr>
-        <w:trPr>
-          <w:cantSplit/>
-        </w:trPr>
         <w:tc>
           <w:tcPr>
             <w:tcW w:type="dxa" w:w="2592"/>
@@ -261,9 +258,6 @@
         </w:tc>
       </w:tr>
       <w:tr>
-        <w:trPr>
-          <w:cantSplit/>
-        </w:trPr>
         <w:tc>
           <w:tcPr>
             <w:tcW w:type="dxa" w:w="2592"/>
@@ -355,9 +349,6 @@
         </w:tc>
       </w:tr>
       <w:tr>
-        <w:trPr>
-          <w:cantSplit/>
-        </w:trPr>
         <w:tc>
           <w:tcPr>
             <w:tcW w:type="dxa" w:w="2592"/>
@@ -446,9 +437,6 @@
         </w:tc>
       </w:tr>
       <w:tr>
-        <w:trPr>
-          <w:cantSplit/>
-        </w:trPr>
         <w:tc>
           <w:tcPr>
             <w:tcW w:type="dxa" w:w="2592"/>
@@ -648,9 +636,6 @@
         </w:tc>
       </w:tr>
       <w:tr>
-        <w:trPr>
-          <w:cantSplit/>
-        </w:trPr>
         <w:tc>
           <w:tcPr>
             <w:tcW w:type="dxa" w:w="3096"/>
@@ -713,9 +698,6 @@
         </w:tc>
       </w:tr>
       <w:tr>
-        <w:trPr>
-          <w:cantSplit/>
-        </w:trPr>
         <w:tc>
           <w:tcPr>
             <w:tcW w:type="dxa" w:w="3096"/>
@@ -784,9 +766,6 @@
         </w:tc>
       </w:tr>
       <w:tr>
-        <w:trPr>
-          <w:cantSplit/>
-        </w:trPr>
         <w:tc>
           <w:tcPr>
             <w:tcW w:type="dxa" w:w="3096"/>
@@ -849,9 +828,6 @@
         </w:tc>
       </w:tr>
       <w:tr>
-        <w:trPr>
-          <w:cantSplit/>
-        </w:trPr>
         <w:tc>
           <w:tcPr>
             <w:tcW w:type="dxa" w:w="3096"/>

--- a/00_总控宪章与自动化引擎/01_从0到1剧集全流程十大阶段把控标准专著/02_《第二阶段：从0到1灵感破题、导演与总编剧主创阐述（Creative Vision）及视听总纲把控标准》.docx
+++ b/00_总控宪章与自动化引擎/01_从0到1剧集全流程十大阶段把控标准专著/02_《第二阶段：从0到1灵感破题、导演与总编剧主创阐述（Creative Vision）及视听总纲把控标准》.docx
@@ -892,6 +892,395 @@
         </w:tc>
       </w:tr>
     </w:tbl>
+    <w:p>
+      <w:pPr>
+        <w:spacing w:before="200" w:after="80" w:line="384" w:lineRule="auto"/>
+        <w:jc w:val="left"/>
+      </w:pPr>
+      <w:r>
+        <w:rPr>
+          <w:rFonts w:ascii="Arial" w:hAnsi="Arial" w:eastAsia="黑体"/>
+          <w:b/>
+          <w:color w:val="192D55"/>
+          <w:sz w:val="25"/>
+        </w:rPr>
+        <w:t>第三章　【主创阐述实操工具】导演核心表达、片名三重解码与四大部门视听总控卡</w:t>
+      </w:r>
+    </w:p>
+    <w:tbl>
+      <w:tblPr>
+        <w:tblStyle w:val="TableGrid"/>
+        <w:tblW w:type="auto" w:w="0"/>
+        <w:jc w:val="center"/>
+        <w:tblLayout w:type="fixed"/>
+        <w:tblLook w:firstColumn="1" w:firstRow="1" w:lastColumn="0" w:lastRow="0" w:noHBand="0" w:noVBand="1" w:val="04A0"/>
+      </w:tblPr>
+      <w:tblGrid>
+        <w:gridCol w:w="3456"/>
+        <w:gridCol w:w="3456"/>
+        <w:gridCol w:w="3456"/>
+      </w:tblGrid>
+      <w:tr>
+        <w:trPr>
+          <w:tblHeader/>
+          <w:cantSplit/>
+        </w:trPr>
+        <w:tc>
+          <w:tcPr>
+            <w:tcW w:type="dxa" w:w="2664"/>
+            <w:vAlign w:val="center"/>
+            <w:tcMar>
+              <w:top w:w="130" w:type="dxa"/>
+              <w:bottom w:w="130" w:type="dxa"/>
+              <w:left w:w="150" w:type="dxa"/>
+              <w:right w:w="150" w:type="dxa"/>
+            </w:tcMar>
+            <w:shd w:fill="1F3864"/>
+          </w:tcPr>
+          <w:p>
+            <w:pPr>
+              <w:spacing w:before="40" w:after="40" w:line="312" w:lineRule="auto"/>
+              <w:jc w:val="center"/>
+            </w:pPr>
+            <w:r/>
+            <w:r>
+              <w:rPr>
+                <w:rFonts w:ascii="Arial" w:hAnsi="Arial" w:eastAsia="黑体"/>
+                <w:b/>
+                <w:color w:val="FFFFFF"/>
+                <w:sz w:val="19"/>
+              </w:rPr>
+              <w:t>实操把控与自检维度</w:t>
+            </w:r>
+          </w:p>
+        </w:tc>
+        <w:tc>
+          <w:tcPr>
+            <w:tcW w:type="dxa" w:w="4104"/>
+            <w:vAlign w:val="center"/>
+            <w:tcMar>
+              <w:top w:w="130" w:type="dxa"/>
+              <w:bottom w:w="130" w:type="dxa"/>
+              <w:left w:w="150" w:type="dxa"/>
+              <w:right w:w="150" w:type="dxa"/>
+            </w:tcMar>
+            <w:shd w:fill="1F3864"/>
+          </w:tcPr>
+          <w:p>
+            <w:pPr>
+              <w:spacing w:before="40" w:after="40" w:line="312" w:lineRule="auto"/>
+              <w:jc w:val="center"/>
+            </w:pPr>
+            <w:r/>
+            <w:r>
+              <w:rPr>
+                <w:rFonts w:ascii="Arial" w:hAnsi="Arial" w:eastAsia="黑体"/>
+                <w:b/>
+                <w:color w:val="FFFFFF"/>
+                <w:sz w:val="19"/>
+              </w:rPr>
+              <w:t>工业级执行标准与质检清单（Checklist）</w:t>
+            </w:r>
+          </w:p>
+        </w:tc>
+        <w:tc>
+          <w:tcPr>
+            <w:tcW w:type="dxa" w:w="3600"/>
+            <w:vAlign w:val="center"/>
+            <w:tcMar>
+              <w:top w:w="130" w:type="dxa"/>
+              <w:bottom w:w="130" w:type="dxa"/>
+              <w:left w:w="150" w:type="dxa"/>
+              <w:right w:w="150" w:type="dxa"/>
+            </w:tcMar>
+            <w:shd w:fill="1F3864"/>
+          </w:tcPr>
+          <w:p>
+            <w:pPr>
+              <w:spacing w:before="40" w:after="40" w:line="312" w:lineRule="auto"/>
+              <w:jc w:val="center"/>
+            </w:pPr>
+            <w:r/>
+            <w:r>
+              <w:rPr>
+                <w:rFonts w:ascii="Arial" w:hAnsi="Arial" w:eastAsia="黑体"/>
+                <w:b/>
+                <w:color w:val="FFFFFF"/>
+                <w:sz w:val="19"/>
+              </w:rPr>
+              <w:t>新剧项目落地填写区</w:t>
+            </w:r>
+          </w:p>
+        </w:tc>
+      </w:tr>
+      <w:tr>
+        <w:tc>
+          <w:tcPr>
+            <w:tcW w:type="dxa" w:w="2664"/>
+            <w:vAlign w:val="center"/>
+            <w:tcMar>
+              <w:top w:w="105" w:type="dxa"/>
+              <w:bottom w:w="105" w:type="dxa"/>
+              <w:left w:w="145" w:type="dxa"/>
+              <w:right w:w="145" w:type="dxa"/>
+            </w:tcMar>
+          </w:tcPr>
+          <w:p>
+            <w:pPr>
+              <w:spacing w:before="40" w:after="40" w:line="341" w:lineRule="auto"/>
+              <w:jc w:val="left"/>
+            </w:pPr>
+            <w:r/>
+            <w:r>
+              <w:rPr>
+                <w:rFonts w:ascii="Times New Roman" w:hAnsi="Times New Roman" w:eastAsia="宋体"/>
+                <w:b/>
+                <w:color w:val="191919"/>
+                <w:sz w:val="19"/>
+              </w:rPr>
+              <w:t>1. 导演/总编剧核心作者表达</w:t>
+            </w:r>
+          </w:p>
+        </w:tc>
+        <w:tc>
+          <w:tcPr>
+            <w:tcW w:type="dxa" w:w="4104"/>
+            <w:vAlign w:val="center"/>
+            <w:tcMar>
+              <w:top w:w="105" w:type="dxa"/>
+              <w:bottom w:w="105" w:type="dxa"/>
+              <w:left w:w="145" w:type="dxa"/>
+              <w:right w:w="145" w:type="dxa"/>
+            </w:tcMar>
+          </w:tcPr>
+          <w:p>
+            <w:pPr>
+              <w:spacing w:before="40" w:after="40" w:line="341" w:lineRule="auto"/>
+              <w:jc w:val="left"/>
+            </w:pPr>
+            <w:r/>
+            <w:r>
+              <w:rPr>
+                <w:rFonts w:ascii="Times New Roman" w:hAnsi="Times New Roman" w:eastAsia="宋体"/>
+                <w:b w:val="0"/>
+                <w:color w:val="191919"/>
+                <w:sz w:val="19"/>
+              </w:rPr>
+              <w:t>明确本剧切入的当代社会心理痛点，确立“主角从执念操控走向自我接纳与归还未知”的哲学弧光，严禁说教。</w:t>
+            </w:r>
+          </w:p>
+        </w:tc>
+        <w:tc>
+          <w:tcPr>
+            <w:tcW w:type="dxa" w:w="3600"/>
+            <w:vAlign w:val="center"/>
+            <w:tcMar>
+              <w:top w:w="105" w:type="dxa"/>
+              <w:bottom w:w="105" w:type="dxa"/>
+              <w:left w:w="145" w:type="dxa"/>
+              <w:right w:w="145" w:type="dxa"/>
+            </w:tcMar>
+          </w:tcPr>
+          <w:p>
+            <w:pPr>
+              <w:spacing w:before="40" w:after="40" w:line="341" w:lineRule="auto"/>
+              <w:jc w:val="left"/>
+            </w:pPr>
+            <w:r/>
+            <w:r>
+              <w:rPr>
+                <w:rFonts w:ascii="Times New Roman" w:hAnsi="Times New Roman" w:eastAsia="宋体"/>
+                <w:b w:val="0"/>
+                <w:color w:val="191919"/>
+                <w:sz w:val="19"/>
+              </w:rPr>
+              <w:t>【核心社会痛点】：____________</w:t>
+              <w:br/>
+              <w:t>【终极哲学点题金句】：________</w:t>
+            </w:r>
+          </w:p>
+        </w:tc>
+      </w:tr>
+      <w:tr>
+        <w:tc>
+          <w:tcPr>
+            <w:tcW w:type="dxa" w:w="2664"/>
+            <w:vAlign w:val="center"/>
+            <w:tcMar>
+              <w:top w:w="105" w:type="dxa"/>
+              <w:bottom w:w="105" w:type="dxa"/>
+              <w:left w:w="145" w:type="dxa"/>
+              <w:right w:w="145" w:type="dxa"/>
+            </w:tcMar>
+            <w:shd w:fill="F7FAFC"/>
+          </w:tcPr>
+          <w:p>
+            <w:pPr>
+              <w:spacing w:before="40" w:after="40" w:line="341" w:lineRule="auto"/>
+              <w:jc w:val="center"/>
+            </w:pPr>
+            <w:r/>
+            <w:r>
+              <w:rPr>
+                <w:rFonts w:ascii="Times New Roman" w:hAnsi="Times New Roman" w:eastAsia="宋体"/>
+                <w:b/>
+                <w:color w:val="191919"/>
+                <w:sz w:val="19"/>
+              </w:rPr>
+              <w:t>2. 摄影与灯光色温总控编码</w:t>
+            </w:r>
+          </w:p>
+        </w:tc>
+        <w:tc>
+          <w:tcPr>
+            <w:tcW w:type="dxa" w:w="4104"/>
+            <w:vAlign w:val="center"/>
+            <w:tcMar>
+              <w:top w:w="105" w:type="dxa"/>
+              <w:bottom w:w="105" w:type="dxa"/>
+              <w:left w:w="145" w:type="dxa"/>
+              <w:right w:w="145" w:type="dxa"/>
+            </w:tcMar>
+            <w:shd w:fill="F7FAFC"/>
+          </w:tcPr>
+          <w:p>
+            <w:pPr>
+              <w:spacing w:before="40" w:after="40" w:line="341" w:lineRule="auto"/>
+              <w:jc w:val="left"/>
+            </w:pPr>
+            <w:r/>
+            <w:r>
+              <w:rPr>
+                <w:rFonts w:ascii="Times New Roman" w:hAnsi="Times New Roman" w:eastAsia="宋体"/>
+                <w:b w:val="0"/>
+                <w:color w:val="191919"/>
+                <w:sz w:val="19"/>
+              </w:rPr>
+              <w:t>锁死机位俯仰权力翻转规则，建立全剧三档K值色温体系（3200K避风港暖光／4500K日常写实光／5600K–6000K压抑危机冷光）。</w:t>
+            </w:r>
+          </w:p>
+        </w:tc>
+        <w:tc>
+          <w:tcPr>
+            <w:tcW w:type="dxa" w:w="3600"/>
+            <w:vAlign w:val="center"/>
+            <w:tcMar>
+              <w:top w:w="105" w:type="dxa"/>
+              <w:bottom w:w="105" w:type="dxa"/>
+              <w:left w:w="145" w:type="dxa"/>
+              <w:right w:w="145" w:type="dxa"/>
+            </w:tcMar>
+            <w:shd w:fill="F7FAFC"/>
+          </w:tcPr>
+          <w:p>
+            <w:pPr>
+              <w:spacing w:before="40" w:after="40" w:line="341" w:lineRule="auto"/>
+              <w:jc w:val="left"/>
+            </w:pPr>
+            <w:r/>
+            <w:r>
+              <w:rPr>
+                <w:rFonts w:ascii="Times New Roman" w:hAnsi="Times New Roman" w:eastAsia="宋体"/>
+                <w:b w:val="0"/>
+                <w:color w:val="191919"/>
+                <w:sz w:val="19"/>
+              </w:rPr>
+              <w:t>【3200K暖光核心场景】：______</w:t>
+              <w:br/>
+              <w:t>【5600K冷光压抑场景】：______</w:t>
+            </w:r>
+          </w:p>
+        </w:tc>
+      </w:tr>
+      <w:tr>
+        <w:tc>
+          <w:tcPr>
+            <w:tcW w:type="dxa" w:w="2664"/>
+            <w:vAlign w:val="center"/>
+            <w:tcMar>
+              <w:top w:w="105" w:type="dxa"/>
+              <w:bottom w:w="105" w:type="dxa"/>
+              <w:left w:w="145" w:type="dxa"/>
+              <w:right w:w="145" w:type="dxa"/>
+            </w:tcMar>
+          </w:tcPr>
+          <w:p>
+            <w:pPr>
+              <w:spacing w:before="40" w:after="40" w:line="341" w:lineRule="auto"/>
+              <w:jc w:val="left"/>
+            </w:pPr>
+            <w:r/>
+            <w:r>
+              <w:rPr>
+                <w:rFonts w:ascii="Times New Roman" w:hAnsi="Times New Roman" w:eastAsia="宋体"/>
+                <w:b/>
+                <w:color w:val="191919"/>
+                <w:sz w:val="19"/>
+              </w:rPr>
+              <w:t>3. 美术服化道与声音剪辑总控</w:t>
+            </w:r>
+          </w:p>
+        </w:tc>
+        <w:tc>
+          <w:tcPr>
+            <w:tcW w:type="dxa" w:w="4104"/>
+            <w:vAlign w:val="center"/>
+            <w:tcMar>
+              <w:top w:w="105" w:type="dxa"/>
+              <w:bottom w:w="105" w:type="dxa"/>
+              <w:left w:w="145" w:type="dxa"/>
+              <w:right w:w="145" w:type="dxa"/>
+            </w:tcMar>
+          </w:tcPr>
+          <w:p>
+            <w:pPr>
+              <w:spacing w:before="40" w:after="40" w:line="341" w:lineRule="auto"/>
+              <w:jc w:val="left"/>
+            </w:pPr>
+            <w:r/>
+            <w:r>
+              <w:rPr>
+                <w:rFonts w:ascii="Times New Roman" w:hAnsi="Times New Roman" w:eastAsia="宋体"/>
+                <w:b w:val="0"/>
+                <w:color w:val="191919"/>
+                <w:sz w:val="19"/>
+              </w:rPr>
+              <w:t>杜绝悬浮样板间，建立同穿制式服装时的“内搭颜色/帽兜/配饰防认错硬锁”，锁定每集冷开场OP与断章ED卡点。</w:t>
+            </w:r>
+          </w:p>
+        </w:tc>
+        <w:tc>
+          <w:tcPr>
+            <w:tcW w:type="dxa" w:w="3600"/>
+            <w:vAlign w:val="center"/>
+            <w:tcMar>
+              <w:top w:w="105" w:type="dxa"/>
+              <w:bottom w:w="105" w:type="dxa"/>
+              <w:left w:w="145" w:type="dxa"/>
+              <w:right w:w="145" w:type="dxa"/>
+            </w:tcMar>
+          </w:tcPr>
+          <w:p>
+            <w:pPr>
+              <w:spacing w:before="40" w:after="40" w:line="341" w:lineRule="auto"/>
+              <w:jc w:val="left"/>
+            </w:pPr>
+            <w:r/>
+            <w:r>
+              <w:rPr>
+                <w:rFonts w:ascii="Times New Roman" w:hAnsi="Times New Roman" w:eastAsia="宋体"/>
+                <w:b w:val="0"/>
+                <w:color w:val="191919"/>
+                <w:sz w:val="19"/>
+              </w:rPr>
+              <w:t>【角色同服防认错视觉锚点】：__</w:t>
+              <w:br/>
+              <w:t>【跨时空/跨场次核心声桥】：__</w:t>
+            </w:r>
+          </w:p>
+        </w:tc>
+      </w:tr>
+    </w:tbl>
     <w:sectPr>
       <w:pgSz w:w="12240" w:h="15840"/>
       <w:pgMar w:top="1080" w:right="936" w:bottom="1080" w:left="936" w:header="720" w:footer="720" w:gutter="0"/>
